--- a/materials/第2讲实质备课/03_逐题讲评.docx
+++ b/materials/第2讲实质备课/03_逐题讲评.docx
@@ -156,7 +156,6 @@
     <w:p>
       <w:pPr>
         <w:pStyle w:val="Heading1"/>
-        <w:pageBreakBefore/>
         <w:widowControl/>
       </w:pPr>
       <w:r>
@@ -236,6 +235,24 @@
       </w:pPr>
       <w:r>
         <w:t xml:space="preserve">三版都有保护自由的文字，比较时还要看谁批准或决定、谁执行、哪些行为被禁止。1982增加更具体的禁止表达，不意味着此前一般自由保障条款允许一切未逐项列举的侵害。</w:t>
+      </w:r>
+    </w:p>
+    <w:p>
+      <w:pPr>
+        <w:widowControl/>
+        <w:spacing w:after="65" w:before="0" w:line="285"/>
+      </w:pPr>
+      <w:r>
+        <w:t xml:space="preserve">新增主讲认真承认集中办理可能减少沟通、加快决定，再说明不同职责审查使措施理由接受另一环节检验。不能由此推断某类人员必然偏私或另一个机关永不犯错。原第135条同时要求配合和制约，既不许以效率取消应有审查，也不把环节数量等同保障质量。协调确有成本，是否换来有效审查和准确执行，仍须具体制度及实施材料判断。此为结合条文和1982报告所作的制度分析，不是宣称取得该条全部起草争论。</w:t>
+      </w:r>
+    </w:p>
+    <w:p>
+      <w:pPr>
+        <w:widowControl/>
+        <w:spacing w:after="65" w:before="0" w:line="285"/>
+      </w:pPr>
+      <w:r>
+        <w:t xml:space="preserve">根据地补充不另设题号：1946转引文字说明人民选代表、代表会议选政府人员，不能直接代替现行各级人大产生规则，也不能据相近文字证明此后制度已在当时全部具备。</w:t>
       </w:r>
     </w:p>
     <w:p>
@@ -311,7 +328,6 @@
     <w:p>
       <w:pPr>
         <w:pStyle w:val="Heading1"/>
-        <w:pageBreakBefore/>
         <w:widowControl/>
       </w:pPr>
       <w:r>
@@ -407,6 +423,15 @@
       </w:pPr>
       <w:r>
         <w:t xml:space="preserve">土地属于谁与谁可以依法使用土地，是不同的问题。明确使用权可以依法转让，能够调整土地利用与流转安排，同时保留城市土地国家所有。回答要让第1款和新第4款同时有位置；只摘新增一句，容易把使用权变成所有权。</w:t>
+      </w:r>
+    </w:p>
+    <w:p>
+      <w:pPr>
+        <w:widowControl/>
+        <w:spacing w:after="65" w:before="0" w:line="285"/>
+      </w:pPr>
+      <w:r>
+        <w:t xml:space="preserve">主讲进一步比较：维持所有制不必固定每一次利用方式，允许流转也不必改变所有权；但便利交易仍需相应法律条件，不能将许可读成所有交易的豁免。新的制度空间使转让范围、权利关系与公共利益保护成为后续立法需要处理的问题。这里只说明条文所体现的选择，不虚构1988年当事人的实际辩论。</w:t>
       </w:r>
     </w:p>
     <w:p>
@@ -482,7 +507,6 @@
     <w:p>
       <w:pPr>
         <w:pStyle w:val="Heading1"/>
-        <w:pageBreakBefore/>
         <w:widowControl/>
       </w:pPr>
       <w:r>
@@ -1006,6 +1030,42 @@
         <w:widowControl/>
       </w:pPr>
       <w:r>
+        <w:t xml:space="preserve">修正对象与普通法律配套</w:t>
+      </w:r>
+    </w:p>
+    <w:p>
+      <w:pPr>
+        <w:widowControl/>
+        <w:spacing w:after="65" w:before="0" w:line="285"/>
+      </w:pPr>
+      <w:r>
+        <w:t xml:space="preserve">第一讲已经比较门槛的理由与代价，第二讲只作必要回顾。新讲评重点在两组实际材料：1988年修正案直接修改宪法第10条第4款，同时保留使用权流转依照法律的条件；2018年修正处理监察机关产生、负责与原有职权关系，新增第124条末款又规定组织和职权由法律规定。</w:t>
+      </w:r>
+    </w:p>
+    <w:p>
+      <w:pPr>
+        <w:widowControl/>
+        <w:spacing w:after="65" w:before="0" w:line="285"/>
+      </w:pPr>
+      <w:r>
+        <w:t xml:space="preserve">因此，普通立法可以进一步作具体安排，但不能只凭制定时间较新便排除相反的宪法要求。“由法律规定”不能读成允许另写相反的根本关系。把所有工作细目入宪则使细节调整承受修宪门槛。须同时判断修改对象和法律安排的空间，不能只凭事项重要或已达到多数完成内容解释。</w:t>
+      </w:r>
+    </w:p>
+    <w:p>
+      <w:pPr>
+        <w:widowControl/>
+        <w:spacing w:after="65" w:before="0" w:line="285"/>
+      </w:pPr>
+      <w:r>
+        <w:t xml:space="preserve">这一分析不宣布此前所有土地改革试点均违法，也不为未给出的具体监察措施作授权判断。前者还需当时法律、解释、授权和事实，后者还需具体法律。效率与机关分工的解释同样属于针对条文结构的教学分析，不是当事人实有争论或单因历史解释。</w:t>
+      </w:r>
+    </w:p>
+    <w:p>
+      <w:pPr>
+        <w:pStyle w:val="Heading2"/>
+        <w:widowControl/>
+      </w:pPr>
+      <w:r>
         <w:t xml:space="preserve">材料限度</w:t>
       </w:r>
     </w:p>
@@ -1073,7 +1133,6 @@
     <w:p>
       <w:pPr>
         <w:pStyle w:val="Heading1"/>
-        <w:pageBreakBefore/>
         <w:widowControl/>
       </w:pPr>
       <w:r>
@@ -1228,7 +1287,6 @@
     <w:p>
       <w:pPr>
         <w:pStyle w:val="Heading1"/>
-        <w:pageBreakBefore/>
         <w:widowControl/>
       </w:pPr>
       <w:r>
@@ -1391,6 +1449,60 @@
           <w:szCs w:val="20"/>
         </w:rPr>
         <w:t xml:space="preserve">依据：学生册E2；研究02第四节H03、H08。1999新增依法治国原则与此前第5条的对读，可用同样方法辨认“已有基础”与“进一步明确”，无需在核心时段再加一题。</w:t>
+      </w:r>
+    </w:p>
+    <w:p>
+      <w:pPr>
+        <w:pStyle w:val="Heading1"/>
+        <w:widowControl/>
+      </w:pPr>
+      <w:r>
+        <w:t xml:space="preserve">按需深化的新增讲评边界</w:t>
+      </w:r>
+    </w:p>
+    <w:p>
+      <w:pPr>
+        <w:widowControl/>
+        <w:spacing w:after="65" w:before="0" w:line="285"/>
+      </w:pPr>
+      <w:r>
+        <w:t xml:space="preserve">E1在辨明有无文字后，进一步比较集中编纂便于查找与仍需解释、实施之间的关系；分散的渊源增加查找与关系辨认任务，但不能据此断言没有规则。此为形式比较，不排列国家高低。</w:t>
+      </w:r>
+    </w:p>
+    <w:p>
+      <w:pPr>
+        <w:widowControl/>
+        <w:spacing w:after="65" w:before="0" w:line="285"/>
+      </w:pPr>
+      <w:r>
+        <w:t xml:space="preserve">E2进一步区分一般原则与具体权利：新增国家尊重保障人权要求，可以联系已有条款；不能单凭原则推出具体措施的全部条件。正文完整讲评由主稿承担，本册不重复计时。</w:t>
+      </w:r>
+    </w:p>
+    <w:p>
+      <w:pPr>
+        <w:widowControl/>
+        <w:spacing w:after="65" w:before="0" w:line="285"/>
+      </w:pPr>
+      <w:r>
+        <w:t xml:space="preserve">E3用材料二说明“新增明文”不能反推此前一概允许，住宅移位又提醒阅读范围会改变判断。E4改为辨认文本版本：现行整合本适合查今天的规定，研究某次改变须核当时版本；最早原文也不能直接替代今日全文。1983年出版的公报收录1982年报告与宪法，载体出版日期不能替代文件日期。各段均为本节内选择，不增加课时。</w:t>
+      </w:r>
+    </w:p>
+    <w:p>
+      <w:pPr>
+        <w:pStyle w:val="Heading1"/>
+        <w:widowControl/>
+      </w:pPr>
+      <w:r>
+        <w:t xml:space="preserve">2026年10月6日同步说明</w:t>
+      </w:r>
+    </w:p>
+    <w:p>
+      <w:pPr>
+        <w:widowControl/>
+        <w:spacing w:after="65" w:before="0" w:line="285"/>
+      </w:pPr>
+      <w:r>
+        <w:t xml:space="preserve">本册对应同日升级主稿。主线、E1—E4和C1—C6完整短讲都由同一份主稿维护，只有实际选择的口述才进入容量报告。学生讲评已包含在主稿，不能把本册再朗读一遍又算一遍时间。没有学生实际回答记录，文中的可接受表达均是备好的答案示例。</w:t>
       </w:r>
     </w:p>
     <w:sectPr>

--- a/materials/第2讲实质备课/03_逐题讲评.docx
+++ b/materials/第2讲实质备课/03_逐题讲评.docx
@@ -23,16 +23,16 @@
     <w:p>
       <w:pPr>
         <w:widowControl/>
-        <w:spacing w:after="65" w:before="0" w:line="285"/>
-      </w:pPr>
-      <w:r>
-        <w:t xml:space="preserve">教师使用，随学生完成相应题目后讲评。与《学生史料与问题》的题1—5、E1—E2一一对应。本册给出可展开的讲评依据，不要求课堂逐字再读一遍。没有真人试读，也没有学生实际作答或课堂效果记录。</w:t>
-      </w:r>
-    </w:p>
-    <w:p>
-      <w:pPr>
-        <w:widowControl/>
-        <w:spacing w:after="65" w:before="0" w:line="285"/>
+        <w:spacing w:after="45" w:before="0" w:line="280"/>
+      </w:pPr>
+      <w:r>
+        <w:t xml:space="preserve">2026年10月7日修订，教师使用。题2、3对应本讲两处独立对读，参考回答按一项连贯解释组织；题1、4、5及E附页仍逐题给答案，供带读、回查或课后使用。本册不在主稿之后再朗读一次，讲评已计在默认口述。没有真人试读、学生实际作答或课堂效果记录。</w:t>
+      </w:r>
+    </w:p>
+    <w:p>
+      <w:pPr>
+        <w:widowControl/>
+        <w:spacing w:after="45" w:before="0" w:line="280"/>
       </w:pPr>
       <w:r>
         <w:t xml:space="preserve">学生用自己的话表达，只要结论、具体依据和理由相符即可；“限度”是说明现有材料能支持多远，不是要求每题都写同一句口号。本课不新设评分比例。</w:t>
@@ -44,7 +44,7 @@
         <w:widowControl/>
       </w:pPr>
       <w:r>
-        <w:t xml:space="preserve">题1 从主权宣示读到具体分工</w:t>
+        <w:t xml:space="preserve">题1 从主权宣示读到具体分工（资料题）</w:t>
       </w:r>
     </w:p>
     <w:p>
@@ -59,7 +59,7 @@
     <w:p>
       <w:pPr>
         <w:widowControl/>
-        <w:spacing w:after="65" w:before="0" w:line="285"/>
+        <w:spacing w:after="45" w:before="0" w:line="280"/>
       </w:pPr>
       <w:r>
         <w:t xml:space="preserve">国家权力根据见1912年《临时约法》第2条：“中华民国之主权属于国民全体。”具体分工可举第16条，由参议院行使立法权；具体行使方式也可举第45条，临时大总统提出法律案、公布法律及发布命令时，国务员须副署。作答至少指出第2条和后两条中的一条。</w:t>
@@ -77,7 +77,7 @@
     <w:p>
       <w:pPr>
         <w:widowControl/>
-        <w:spacing w:after="65" w:before="0" w:line="285"/>
+        <w:spacing w:after="45" w:before="0" w:line="280"/>
       </w:pPr>
       <w:r>
         <w:t xml:space="preserve">1908年大纲的教材概述显示以君上大权为中心的结构；1912年所读条文则把主权归属写为国民全体，并安排立法权和有关总统行为的程序关系。变化涉及国家权力依据与如何行使，有可以指认的制度规定。只答“从清朝变成民国”，没有说明这个区别。</w:t>
@@ -95,7 +95,7 @@
     <w:p>
       <w:pPr>
         <w:widowControl/>
-        <w:spacing w:after="65" w:before="0" w:line="285"/>
+        <w:spacing w:after="45" w:before="0" w:line="280"/>
       </w:pPr>
       <w:r>
         <w:t xml:space="preserve">三条能显示文本准备建立怎样的制度，不能独自证明当时所有人的权利已经充分实现。要判断运行，还需机关会议与决策、规则遵守情况、具体争议及其处理等实施史材料。不能因为后来发生困难就说条文之间没有差别，也不能把规范愿望直接写成社会成绩。</w:t>
@@ -113,7 +113,7 @@
     <w:p>
       <w:pPr>
         <w:widowControl/>
-        <w:spacing w:after="65" w:before="0" w:line="285"/>
+        <w:spacing w:after="45" w:before="0" w:line="280"/>
       </w:pPr>
       <w:r>
         <w:t xml:space="preserve">可接受：“主权不再以皇帝为中心表述，而写为国民全体；立法交给参议院，总统有关行为还要国务员副署，所以涉及权力配置。实际做到了多少，还须看当时机关运行。”</w:t>
@@ -122,7 +122,7 @@
     <w:p>
       <w:pPr>
         <w:widowControl/>
-        <w:spacing w:after="65" w:before="0" w:line="285"/>
+        <w:spacing w:after="45" w:before="0" w:line="280"/>
       </w:pPr>
       <w:r>
         <w:t xml:space="preserve">关键漏项：只写主权口号而未举具体分工；把“副署”说成装饰；据条文断言当时所有人的权利都已实现；虚构人物心理来替代依据。</w:t>
@@ -132,7 +132,7 @@
       <w:pPr>
         <w:keepNext/>
         <w:widowControl/>
-        <w:spacing w:after="65" w:before="0" w:line="285"/>
+        <w:spacing w:after="45" w:before="0" w:line="280"/>
       </w:pPr>
       <w:r>
         <w:t xml:space="preserve">追问可用：“你说制度不同，能在第16或45条中指给我看吗？”“如果要从文本判断走向实施判断，还缺哪一类材料？”</w:t>
@@ -159,7 +159,7 @@
         <w:widowControl/>
       </w:pPr>
       <w:r>
-        <w:t xml:space="preserve">题2 变化发生在哪一步</w:t>
+        <w:t xml:space="preserve">题2 变化发生在哪一步（上节独立对读）</w:t>
       </w:r>
     </w:p>
     <w:p>
@@ -174,7 +174,7 @@
     <w:p>
       <w:pPr>
         <w:widowControl/>
-        <w:spacing w:after="65" w:before="0" w:line="285"/>
+        <w:spacing w:after="45" w:before="0" w:line="280"/>
       </w:pPr>
       <w:r>
         <w:rPr>
@@ -190,7 +190,7 @@
     <w:p>
       <w:pPr>
         <w:widowControl/>
-        <w:spacing w:after="65" w:before="0" w:line="285"/>
+        <w:spacing w:after="45" w:before="0" w:line="280"/>
       </w:pPr>
       <w:r>
         <w:rPr>
@@ -206,7 +206,7 @@
     <w:p>
       <w:pPr>
         <w:widowControl/>
-        <w:spacing w:after="65" w:before="0" w:line="285"/>
+        <w:spacing w:after="45" w:before="0" w:line="280"/>
       </w:pPr>
       <w:r>
         <w:rPr>
@@ -231,7 +231,7 @@
     <w:p>
       <w:pPr>
         <w:widowControl/>
-        <w:spacing w:after="65" w:before="0" w:line="285"/>
+        <w:spacing w:after="45" w:before="0" w:line="280"/>
       </w:pPr>
       <w:r>
         <w:t xml:space="preserve">三版都有保护自由的文字，比较时还要看谁批准或决定、谁执行、哪些行为被禁止。1982增加更具体的禁止表达，不意味着此前一般自由保障条款允许一切未逐项列举的侵害。</w:t>
@@ -240,7 +240,7 @@
     <w:p>
       <w:pPr>
         <w:widowControl/>
-        <w:spacing w:after="65" w:before="0" w:line="285"/>
+        <w:spacing w:after="45" w:before="0" w:line="280"/>
       </w:pPr>
       <w:r>
         <w:t xml:space="preserve">新增主讲认真承认集中办理可能减少沟通、加快决定，再说明不同职责审查使措施理由接受另一环节检验。不能由此推断某类人员必然偏私或另一个机关永不犯错。原第135条同时要求配合和制约，既不许以效率取消应有审查，也不把环节数量等同保障质量。协调确有成本，是否换来有效审查和准确执行，仍须具体制度及实施材料判断。此为结合条文和1982报告所作的制度分析，不是宣称取得该条全部起草争论。</w:t>
@@ -249,7 +249,7 @@
     <w:p>
       <w:pPr>
         <w:widowControl/>
-        <w:spacing w:after="65" w:before="0" w:line="285"/>
+        <w:spacing w:after="45" w:before="0" w:line="280"/>
       </w:pPr>
       <w:r>
         <w:t xml:space="preserve">根据地补充不另设题号：1946转引文字说明人民选代表、代表会议选政府人员，不能直接代替现行各级人大产生规则，也不能据相近文字证明此后制度已在当时全部具备。</w:t>
@@ -267,7 +267,7 @@
     <w:p>
       <w:pPr>
         <w:widowControl/>
-        <w:spacing w:after="65" w:before="0" w:line="285"/>
+        <w:spacing w:after="45" w:before="0" w:line="280"/>
       </w:pPr>
       <w:r>
         <w:t xml:space="preserve">住宅保障在1982年另见第39条，不能仅据第37条没有“住宅”字样，就认定保障被删除。条文也不能证明1982年以后每次限制自由都合法或违法从此消失。规范禁止什么与现实是否完全遵守，需要不同证据。逮捕不等于所有限制自由的措施；本题不能直接裁断一个未给事实的现实案件。1978原标点保留，不凭单个逗号增删扩张解释。</w:t>
@@ -285,7 +285,7 @@
     <w:p>
       <w:pPr>
         <w:widowControl/>
-        <w:spacing w:after="65" w:before="0" w:line="285"/>
+        <w:spacing w:after="45" w:before="0" w:line="280"/>
       </w:pPr>
       <w:r>
         <w:t xml:space="preserve">可接受：“1978已把检察院放回检察权及批准逮捕的安排中，公安负责执行。1982继续这一分工，又明文禁止非法拘禁、非法搜身等，并规定刑事办案中的配合和制约。它说明规则更具体，不能证明实际上一概没有违法。”</w:t>
@@ -294,7 +294,7 @@
     <w:p>
       <w:pPr>
         <w:widowControl/>
-        <w:spacing w:after="65" w:before="0" w:line="285"/>
+        <w:spacing w:after="45" w:before="0" w:line="280"/>
       </w:pPr>
       <w:r>
         <w:t xml:space="preserve">关键漏项：把1975说成没有任何权利文字；跳过1978；仅写条数增加或章节提前；把全部限制自由都当逮捕；把“互相制约”改写成不受任何监督。</w:t>
@@ -304,7 +304,7 @@
       <w:pPr>
         <w:keepNext/>
         <w:widowControl/>
-        <w:spacing w:after="65" w:before="0" w:line="285"/>
+        <w:spacing w:after="45" w:before="0" w:line="280"/>
       </w:pPr>
       <w:r>
         <w:t xml:space="preserve">讲评时先请学生指认1978的实际变化，再核1982的新表达。提及同期报告时，应说“报告如何说明目的”；不要把它接成“所以预期效果已经全部实现”。</w:t>
@@ -331,7 +331,7 @@
         <w:widowControl/>
       </w:pPr>
       <w:r>
-        <w:t xml:space="preserve">题3 同时指出改变与保留</w:t>
+        <w:t xml:space="preserve">题3 同时指出改变与保留（下节独立对读）</w:t>
       </w:r>
     </w:p>
     <w:p>
@@ -346,7 +346,7 @@
     <w:p>
       <w:pPr>
         <w:widowControl/>
-        <w:spacing w:after="65" w:before="0" w:line="285"/>
+        <w:spacing w:after="45" w:before="0" w:line="280"/>
       </w:pPr>
       <w:r>
         <w:rPr>
@@ -362,7 +362,7 @@
     <w:p>
       <w:pPr>
         <w:widowControl/>
-        <w:spacing w:after="65" w:before="0" w:line="285"/>
+        <w:spacing w:after="45" w:before="0" w:line="280"/>
       </w:pPr>
       <w:r>
         <w:rPr>
@@ -378,7 +378,7 @@
     <w:p>
       <w:pPr>
         <w:widowControl/>
-        <w:spacing w:after="65" w:before="0" w:line="285"/>
+        <w:spacing w:after="45" w:before="0" w:line="280"/>
       </w:pPr>
       <w:r>
         <w:rPr>
@@ -394,7 +394,7 @@
     <w:p>
       <w:pPr>
         <w:widowControl/>
-        <w:spacing w:after="65" w:before="0" w:line="285"/>
+        <w:spacing w:after="45" w:before="0" w:line="280"/>
       </w:pPr>
       <w:r>
         <w:rPr>
@@ -419,7 +419,7 @@
     <w:p>
       <w:pPr>
         <w:widowControl/>
-        <w:spacing w:after="65" w:before="0" w:line="285"/>
+        <w:spacing w:after="45" w:before="0" w:line="280"/>
       </w:pPr>
       <w:r>
         <w:t xml:space="preserve">土地属于谁与谁可以依法使用土地，是不同的问题。明确使用权可以依法转让，能够调整土地利用与流转安排，同时保留城市土地国家所有。回答要让第1款和新第4款同时有位置；只摘新增一句，容易把使用权变成所有权。</w:t>
@@ -428,7 +428,7 @@
     <w:p>
       <w:pPr>
         <w:widowControl/>
-        <w:spacing w:after="65" w:before="0" w:line="285"/>
+        <w:spacing w:after="45" w:before="0" w:line="280"/>
       </w:pPr>
       <w:r>
         <w:t xml:space="preserve">主讲进一步比较：维持所有制不必固定每一次利用方式，允许流转也不必改变所有权；但便利交易仍需相应法律条件，不能将许可读成所有交易的豁免。新的制度空间使转让范围、权利关系与公共利益保护成为后续立法需要处理的问题。这里只说明条文所体现的选择，不虚构1988年当事人的实际辩论。</w:t>
@@ -440,13 +440,40 @@
         <w:widowControl/>
       </w:pPr>
       <w:r>
+        <w:t xml:space="preserve">同年法律接续的解释</w:t>
+      </w:r>
+    </w:p>
+    <w:p>
+      <w:pPr>
+        <w:widowControl/>
+        <w:spacing w:after="45" w:before="0" w:line="280"/>
+      </w:pPr>
+      <w:r>
+        <w:t xml:space="preserve">学生册新增的历史短条文不是新增一道题。1988年12月29日土地管理法修改决定明确根据宪法修正案作修改，增加使用权依法转让及具体办法由国务院另行规定。它能证明普通法律已经开展承接工作，并显示还有进一步安排；不能证明所有细则已完成、全部交易当然合法，更不能把该历史法直接当作今日规则。</w:t>
+      </w:r>
+    </w:p>
+    <w:p>
+      <w:pPr>
+        <w:widowControl/>
+        <w:spacing w:after="45" w:before="0" w:line="280"/>
+      </w:pPr>
+      <w:r>
+        <w:t xml:space="preserve">可接受：“宪法改变根本许可，土地管理法依法修改相应安排，又把具体办法交由国务院规定。不同层次接续，不等于又改三次宪法。”关键漏项是把法律修改与修宪混同，或说宪法须等法律和具体办法全部出现才有效。原页印刷19（总549）／PDF19，见研究05的H17。</w:t>
+      </w:r>
+    </w:p>
+    <w:p>
+      <w:pPr>
+        <w:pStyle w:val="Heading2"/>
+        <w:widowControl/>
+      </w:pPr>
+      <w:r>
         <w:t xml:space="preserve">材料限度</w:t>
       </w:r>
     </w:p>
     <w:p>
       <w:pPr>
         <w:widowControl/>
-        <w:spacing w:after="65" w:before="0" w:line="285"/>
+        <w:spacing w:after="45" w:before="0" w:line="280"/>
       </w:pPr>
       <w:r>
         <w:t xml:space="preserve">条文足以证成上述变化与保留，不能独自证明任一具体出租或交易合法。判断具体行为须另看当时适用法律与事实。同期建议支持经济体制改革和对外开放进一步发展的背景，不能因此把某次拍卖说成修宪唯一原因。本题不要求展开各种土地权利及转让条件。</w:t>
@@ -464,7 +491,7 @@
     <w:p>
       <w:pPr>
         <w:widowControl/>
-        <w:spacing w:after="65" w:before="0" w:line="285"/>
+        <w:spacing w:after="45" w:before="0" w:line="280"/>
       </w:pPr>
       <w:r>
         <w:t xml:space="preserve">可接受：“删除‘出租’，增加使用权依法转让；城市土地仍属国家。改变的是一项使用和流转安排，不能把使用权当成所有权，也不能漏掉依照法律这一条件。”</w:t>
@@ -473,7 +500,7 @@
     <w:p>
       <w:pPr>
         <w:widowControl/>
-        <w:spacing w:after="65" w:before="0" w:line="285"/>
+        <w:spacing w:after="45" w:before="0" w:line="280"/>
       </w:pPr>
       <w:r>
         <w:t xml:space="preserve">关键漏项：只报增加一句、不说明保留；把“土地”与“土地使用权”互换；遗漏依法条件；把两份文件的条号串用；说修正案单独列出便意味着宪法内容并未改变。</w:t>
@@ -483,7 +510,7 @@
       <w:pPr>
         <w:keepNext/>
         <w:widowControl/>
-        <w:spacing w:after="65" w:before="0" w:line="285"/>
+        <w:spacing w:after="45" w:before="0" w:line="280"/>
       </w:pPr>
       <w:r>
         <w:t xml:space="preserve">可追问：“你的说法能解释第1款为什么仍在吗？”“这里转让的权利对象是哪几个字？”学生作答后，再显示土地讲评草图。</w:t>
@@ -510,7 +537,7 @@
         <w:widowControl/>
       </w:pPr>
       <w:r>
-        <w:t xml:space="preserve">题4 把主体与动作对应起来</w:t>
+        <w:t xml:space="preserve">题4 把主体与动作对应起来（资料题）</w:t>
       </w:r>
     </w:p>
     <w:p>
@@ -985,13 +1012,8 @@
     </w:tbl>
     <w:p>
       <w:pPr>
-        <w:spacing w:after="30" w:line="70"/>
-      </w:pPr>
-    </w:p>
-    <w:p>
-      <w:pPr>
-        <w:widowControl/>
-        <w:spacing w:after="65" w:before="0" w:line="285"/>
+        <w:widowControl/>
+        <w:spacing w:after="45" w:before="0" w:line="280"/>
       </w:pPr>
       <w:r>
         <w:t xml:space="preserve">法工委受托拟稿不等于具有独立的宪法修改提议权；中共中央政治建议也不等同于宪法第64条中的法定提议。常委会能够依法提议，不等于能够最终修改宪法。</w:t>
@@ -1000,7 +1022,7 @@
     <w:p>
       <w:pPr>
         <w:widowControl/>
-        <w:spacing w:after="65" w:before="0" w:line="285"/>
+        <w:spacing w:after="45" w:before="0" w:line="280"/>
       </w:pPr>
       <w:r>
         <w:t xml:space="preserve">第64条还规定“五分之一以上的全国人民代表大会代表”可以提议。全国人大通过须达到“全体代表的三分之二以上”，分母是全体代表，不是仅到会或投票者。讲述2018常委会提议这一条线，不能删掉另一法定提议主体。</w:t>
@@ -1018,7 +1040,7 @@
     <w:p>
       <w:pPr>
         <w:widowControl/>
-        <w:spacing w:after="65" w:before="0" w:line="285"/>
+        <w:spacing w:after="45" w:before="0" w:line="280"/>
       </w:pPr>
       <w:r>
         <w:t xml:space="preserve">政治建议、技术拟稿、依法提议、审议、通过和公布分别承担不同工作。建议或草案有了文字，不表示宪法已改变。主席团将修改稿提请代表团审议，也不表示主席团代替全国人大最终通过。本次公告署名主席团，不能误写为国家主席令公布宪法修正案。</w:t>
@@ -1036,16 +1058,16 @@
     <w:p>
       <w:pPr>
         <w:widowControl/>
-        <w:spacing w:after="65" w:before="0" w:line="285"/>
-      </w:pPr>
-      <w:r>
-        <w:t xml:space="preserve">第一讲已经比较门槛的理由与代价，第二讲只作必要回顾。新讲评重点在两组实际材料：1988年修正案直接修改宪法第10条第4款，同时保留使用权流转依照法律的条件；2018年修正处理监察机关产生、负责与原有职权关系，新增第124条末款又规定组织和职权由法律规定。</w:t>
-      </w:r>
-    </w:p>
-    <w:p>
-      <w:pPr>
-        <w:widowControl/>
-        <w:spacing w:after="65" w:before="0" w:line="285"/>
+        <w:spacing w:after="45" w:before="0" w:line="280"/>
+      </w:pPr>
+      <w:r>
+        <w:t xml:space="preserve">第一讲已作特别多数与普通议案门槛的必要对照，第二讲调用该规则，具体讲两种提议主体与真实过程。新讲评重点在两组实际材料：1988年修正案直接修改宪法第10条第4款，同时保留使用权流转依照法律的条件；2018年修正处理监察机关产生、负责与原有职权关系，新增第124条末款又规定组织和职权由法律规定。</w:t>
+      </w:r>
+    </w:p>
+    <w:p>
+      <w:pPr>
+        <w:widowControl/>
+        <w:spacing w:after="45" w:before="0" w:line="280"/>
       </w:pPr>
       <w:r>
         <w:t xml:space="preserve">因此，普通立法可以进一步作具体安排，但不能只凭制定时间较新便排除相反的宪法要求。“由法律规定”不能读成允许另写相反的根本关系。把所有工作细目入宪则使细节调整承受修宪门槛。须同时判断修改对象和法律安排的空间，不能只凭事项重要或已达到多数完成内容解释。</w:t>
@@ -1054,7 +1076,7 @@
     <w:p>
       <w:pPr>
         <w:widowControl/>
-        <w:spacing w:after="65" w:before="0" w:line="285"/>
+        <w:spacing w:after="45" w:before="0" w:line="280"/>
       </w:pPr>
       <w:r>
         <w:t xml:space="preserve">这一分析不宣布此前所有土地改革试点均违法，也不为未给出的具体监察措施作授权判断。前者还需当时法律、解释、授权和事实，后者还需具体法律。效率与机关分工的解释同样属于针对条文结构的教学分析，不是当事人实有争论或单因历史解释。</w:t>
@@ -1072,7 +1094,7 @@
     <w:p>
       <w:pPr>
         <w:widowControl/>
-        <w:spacing w:after="65" w:before="0" w:line="285"/>
+        <w:spacing w:after="45" w:before="0" w:line="280"/>
       </w:pPr>
       <w:r>
         <w:t xml:space="preserve">这是2018年实际过程的选取，不是每次修宪均须逐日照抄的细流程。第64条的法定主体和多数要求，与各次具体组织工作须分开。3月8日材料是同期报道；3月11日材料是正式公告；两者身份也不同。公开讨论和征求意见不等于全民公决。</w:t>
@@ -1090,7 +1112,7 @@
     <w:p>
       <w:pPr>
         <w:widowControl/>
-        <w:spacing w:after="65" w:before="0" w:line="285"/>
+        <w:spacing w:after="45" w:before="0" w:line="280"/>
       </w:pPr>
       <w:r>
         <w:t xml:space="preserve">可接受用“中央建议—法工委受托拟稿—常委会依法提请—全国人大通过—主席团署名公告”简述，但必须补出代表提议的另一条法定路径及全体代表分母。</w:t>
@@ -1099,7 +1121,7 @@
     <w:p>
       <w:pPr>
         <w:widowControl/>
-        <w:spacing w:after="65" w:before="0" w:line="285"/>
+        <w:spacing w:after="45" w:before="0" w:line="280"/>
       </w:pPr>
       <w:r>
         <w:t xml:space="preserve">关键漏项：把中央、法工委、常委会、全国人大写成同一主体；把常委会提请当最终通过；遗漏代表提议路线；把三分之二写成到会代表多数；把一次实际过程写成每次相同的强制日程。</w:t>
@@ -1109,7 +1131,7 @@
       <w:pPr>
         <w:keepNext/>
         <w:widowControl/>
-        <w:spacing w:after="65" w:before="0" w:line="285"/>
+        <w:spacing w:after="45" w:before="0" w:line="280"/>
       </w:pPr>
       <w:r>
         <w:t xml:space="preserve">补充备查：本表未穷尽2018年实际程序。代表提出补充修改意见等内容，见主稿所列主席团审议报告。</w:t>
@@ -1136,7 +1158,7 @@
         <w:widowControl/>
       </w:pPr>
       <w:r>
-        <w:t xml:space="preserve">题5 为什么不是又换了五部新宪法</w:t>
+        <w:t xml:space="preserve">题5 为什么不是又换了五部新宪法（资料题）</w:t>
       </w:r>
     </w:p>
     <w:p>
@@ -1151,7 +1173,7 @@
     <w:p>
       <w:pPr>
         <w:widowControl/>
-        <w:spacing w:after="65" w:before="0" w:line="285"/>
+        <w:spacing w:after="45" w:before="0" w:line="280"/>
       </w:pPr>
       <w:r>
         <w:rPr>
@@ -1167,7 +1189,7 @@
     <w:p>
       <w:pPr>
         <w:widowControl/>
-        <w:spacing w:after="65" w:before="0" w:line="285"/>
+        <w:spacing w:after="45" w:before="0" w:line="280"/>
       </w:pPr>
       <w:r>
         <w:rPr>
@@ -1183,7 +1205,7 @@
     <w:p>
       <w:pPr>
         <w:widowControl/>
-        <w:spacing w:after="65" w:before="0" w:line="285"/>
+        <w:spacing w:after="45" w:before="0" w:line="280"/>
       </w:pPr>
       <w:r>
         <w:rPr>
@@ -1208,7 +1230,7 @@
     <w:p>
       <w:pPr>
         <w:widowControl/>
-        <w:spacing w:after="65" w:before="0" w:line="285"/>
+        <w:spacing w:after="45" w:before="0" w:line="280"/>
       </w:pPr>
       <w:r>
         <w:t xml:space="preserve">五次修正是在1982年现行宪法的沿革中对部分内容作修改，不应简单数成五部新的完整宪法。今天仍称1982年宪法，是说明文本沿革；现行内容已经吸收历次修正，所以判断今天规定什么，不能只读1982年未经修正的原文。</w:t>
@@ -1217,7 +1239,7 @@
     <w:p>
       <w:pPr>
         <w:widowControl/>
-        <w:spacing w:after="65" w:before="0" w:line="285"/>
+        <w:spacing w:after="45" w:before="0" w:line="280"/>
       </w:pPr>
       <w:r>
         <w:t xml:space="preserve">教材称新中国先后颁布四部宪法，同时把后三次说明为全面修改，是从完整文本数量与修改方式两个角度叙述，不需要硬删其中一个说法。</w:t>
@@ -1235,7 +1257,7 @@
     <w:p>
       <w:pPr>
         <w:widowControl/>
-        <w:spacing w:after="65" w:before="0" w:line="285"/>
+        <w:spacing w:after="45" w:before="0" w:line="280"/>
       </w:pPr>
       <w:r>
         <w:t xml:space="preserve">本题辨认文件身份和关系，不裁断学说中制宪权、修宪权的全部争论。2018年初版监察法仅用于历史比较，不能直接作为今天具体监察措施的最新依据。普通立法与实际履职可以推动制度发展，但不能不问依据、主体和程序就一概称为正式修宪。</w:t>
@@ -1253,7 +1275,7 @@
     <w:p>
       <w:pPr>
         <w:widowControl/>
-        <w:spacing w:after="65" w:before="0" w:line="285"/>
+        <w:spacing w:after="45" w:before="0" w:line="280"/>
       </w:pPr>
       <w:r>
         <w:t xml:space="preserve">可接受：“甲是重新通过的完整宪法，乙修改它的个别规定，丙根据宪法制定普通法律。后来的修正改变内容，却延续1982年宪法的身份，因此既不能多算五部，也不能只拿最初原文当今天全部规则。”</w:t>
@@ -1263,7 +1285,7 @@
       <w:pPr>
         <w:keepNext/>
         <w:widowControl/>
-        <w:spacing w:after="65" w:before="0" w:line="285"/>
+        <w:spacing w:after="45" w:before="0" w:line="280"/>
       </w:pPr>
       <w:r>
         <w:t xml:space="preserve">口头称“2018年修正版本”可以接受，只要明确它是1982年宪法经修正后的文本。关键漏项：只按日期排列；把全部行为叫制宪；把1988算一部新宪法；把监察法当宪法修正案；认为保持名称意味着内容未变。</w:t>
@@ -1281,7 +1303,7 @@
           <w:sz w:val="20"/>
           <w:szCs w:val="20"/>
         </w:rPr>
-        <w:t xml:space="preserve">依据：学生册材料七与现行题注；研究02第二、四、五节。出口句不另计新评分：学生若能指出一项实际改变、对应保留或承接并给出材料，已完成本讲所需表达。</w:t>
+        <w:t xml:space="preserve">依据：学生册材料七与现行题注；研究02第二、四、五节。结尾由教师回收已有比较，不再追加出口写作或新评分比例。</w:t>
       </w:r>
     </w:p>
     <w:p>
@@ -1305,7 +1327,7 @@
     <w:p>
       <w:pPr>
         <w:widowControl/>
-        <w:spacing w:after="65" w:before="0" w:line="285"/>
+        <w:spacing w:after="45" w:before="0" w:line="280"/>
       </w:pPr>
       <w:r>
         <w:t xml:space="preserve">“没有任何书面规则”是错误的。英国1689年《权利法案》就是有文字的宪法性法律，所选条款可以直接反驳“完全没有写下来的规则”。“不成文”在本课所指的是宪法整体未集中编成一部统一法典；具体文件的书面形式，与全部宪法规则的编纂形式，是两个问题。</w:t>
@@ -1314,7 +1336,7 @@
     <w:p>
       <w:pPr>
         <w:widowControl/>
-        <w:spacing w:after="65" w:before="0" w:line="285"/>
+        <w:spacing w:after="45" w:before="0" w:line="280"/>
       </w:pPr>
       <w:r>
         <w:t xml:space="preserve">反过来，发现一份书面法案，也不能推出所有宪法规则已经汇集为同一法典。英国宪法还涉及其他法律、判例和惯例等。本题只要求以例子辨明这个区别，不要求列出英国全部宪法渊源。</w:t>
@@ -1332,7 +1354,7 @@
     <w:p>
       <w:pPr>
         <w:widowControl/>
-        <w:spacing w:after="65" w:before="0" w:line="285"/>
+        <w:spacing w:after="45" w:before="0" w:line="280"/>
       </w:pPr>
       <w:r>
         <w:t xml:space="preserve">可接受：“不是没有文字，而是没有把全部根本规则编在一部统一宪法法典中。1689年法案有文字，但它不能代表所有规则都集中于这一份。”</w:t>
@@ -1342,7 +1364,7 @@
       <w:pPr>
         <w:keepNext/>
         <w:widowControl/>
-        <w:spacing w:after="65" w:before="0" w:line="285"/>
+        <w:spacing w:after="45" w:before="0" w:line="280"/>
       </w:pPr>
       <w:r>
         <w:t xml:space="preserve">关键漏项：说英国没有任何宪法性法律；看到法案就认定已有完整统一法典；把教师译意称为官方中文法条；凭所选历史材料断言所有条款今天在英国各地均同样适用。</w:t>
@@ -1384,7 +1406,7 @@
     <w:p>
       <w:pPr>
         <w:widowControl/>
-        <w:spacing w:after="65" w:before="0" w:line="285"/>
+        <w:spacing w:after="45" w:before="0" w:line="280"/>
       </w:pPr>
       <w:r>
         <w:t xml:space="preserve">第一种说法被1982年原文直接反驳：第33条已有法律面前一律平等，第37条已有公民人身自由保障及具体限制与禁令。因此2004年不是宪法第一次出现任何权利保障。</w:t>
@@ -1393,7 +1415,7 @@
     <w:p>
       <w:pPr>
         <w:widowControl/>
-        <w:spacing w:after="65" w:before="0" w:line="285"/>
+        <w:spacing w:after="45" w:before="0" w:line="280"/>
       </w:pPr>
       <w:r>
         <w:t xml:space="preserve">第二种说法也不成立。2004年修正案第24条向宪法第33条加入“国家尊重和保障人权”，使国家尊重、保障人权的一般要求得到明确的宪法表达。已有具体权利与新增一般原则可以相互联系；此前已有基础，并不取消后来进一步概括和明确的意义。</w:t>
@@ -1411,7 +1433,7 @@
     <w:p>
       <w:pPr>
         <w:widowControl/>
-        <w:spacing w:after="65" w:before="0" w:line="285"/>
+        <w:spacing w:after="45" w:before="0" w:line="280"/>
       </w:pPr>
       <w:r>
         <w:t xml:space="preserve">可接受：“1982已有具体权利和相应保障；2004又明确国家尊重和保障人权的一般要求。既有承接，也有新增，不能说以前全无或后来多余。”</w:t>
@@ -1420,7 +1442,7 @@
     <w:p>
       <w:pPr>
         <w:widowControl/>
-        <w:spacing w:after="65" w:before="0" w:line="285"/>
+        <w:spacing w:after="45" w:before="0" w:line="280"/>
       </w:pPr>
       <w:r>
         <w:t xml:space="preserve">关键漏项：只反驳第一种说法，不解释新增原则；用“早就有了”消解全部变化；把修正案第24条写成宪法第24条；从一个新句推出现实中所有人的权利都已得到充分保障。</w:t>
@@ -1430,7 +1452,7 @@
       <w:pPr>
         <w:keepNext/>
         <w:widowControl/>
-        <w:spacing w:after="65" w:before="0" w:line="285"/>
+        <w:spacing w:after="45" w:before="0" w:line="280"/>
       </w:pPr>
       <w:r>
         <w:t xml:space="preserve">这些材料能说明规范表达与相互关系；实际保障的程度仍须实践资料。不得把材料限度用作“新原则没有作用”的证据，也不能替未给出的案例下结论。基本权利一般原理留第五讲，具体人身自由等权利留第六讲。</w:t>
@@ -1457,52 +1479,34 @@
         <w:widowControl/>
       </w:pPr>
       <w:r>
-        <w:t xml:space="preserve">按需深化的新增讲评边界</w:t>
-      </w:r>
-    </w:p>
-    <w:p>
-      <w:pPr>
-        <w:widowControl/>
-        <w:spacing w:after="65" w:before="0" w:line="285"/>
-      </w:pPr>
-      <w:r>
-        <w:t xml:space="preserve">E1在辨明有无文字后，进一步比较集中编纂便于查找与仍需解释、实施之间的关系；分散的渊源增加查找与关系辨认任务，但不能据此断言没有规则。此为形式比较，不排列国家高低。</w:t>
-      </w:r>
-    </w:p>
-    <w:p>
-      <w:pPr>
-        <w:widowControl/>
-        <w:spacing w:after="65" w:before="0" w:line="285"/>
-      </w:pPr>
-      <w:r>
-        <w:t xml:space="preserve">E2进一步区分一般原则与具体权利：新增国家尊重保障人权要求，可以联系已有条款；不能单凭原则推出具体措施的全部条件。正文完整讲评由主稿承担，本册不重复计时。</w:t>
-      </w:r>
-    </w:p>
-    <w:p>
-      <w:pPr>
-        <w:widowControl/>
-        <w:spacing w:after="65" w:before="0" w:line="285"/>
-      </w:pPr>
-      <w:r>
-        <w:t xml:space="preserve">E3用材料二说明“新增明文”不能反推此前一概允许，住宅移位又提醒阅读范围会改变判断。E4改为辨认文本版本：现行整合本适合查今天的规定，研究某次改变须核当时版本；最早原文也不能直接替代今日全文。1983年出版的公报收录1982年报告与宪法，载体出版日期不能替代文件日期。各段均为本节内选择，不增加课时。</w:t>
-      </w:r>
-    </w:p>
-    <w:p>
-      <w:pPr>
-        <w:pStyle w:val="Heading1"/>
-        <w:widowControl/>
-      </w:pPr>
-      <w:r>
-        <w:t xml:space="preserve">2026年10月6日同步说明</w:t>
-      </w:r>
-    </w:p>
-    <w:p>
-      <w:pPr>
-        <w:widowControl/>
-        <w:spacing w:after="65" w:before="0" w:line="285"/>
-      </w:pPr>
-      <w:r>
-        <w:t xml:space="preserve">本册对应同日升级主稿。主线、E1—E4和C1—C6完整短讲都由同一份主稿维护，只有实际选择的口述才进入容量报告。学生讲评已包含在主稿，不能把本册再朗读一遍又算一遍时间。没有学生实际回答记录，文中的可接受表达均是备好的答案示例。</w:t>
+        <w:t xml:space="preserve">本轮默认讲评与备查的分工</w:t>
+      </w:r>
+    </w:p>
+    <w:p>
+      <w:pPr>
+        <w:widowControl/>
+        <w:spacing w:after="45" w:before="0" w:line="280"/>
+      </w:pPr>
+      <w:r>
+        <w:t xml:space="preserve">题2、3不拆成多轮任务。学生需要组织一项解释，而非只报删除、新增字词：题2把恢复与承接、权限与禁止、制度理由与实际效果边界相连；题3把所有权、利用安排、许可与法律条件相连。材料已经足够形成这些有限判断，不能每次只以“资料不足”结束。</w:t>
+      </w:r>
+    </w:p>
+    <w:p>
+      <w:pPr>
+        <w:widowControl/>
+        <w:spacing w:after="45" w:before="0" w:line="280"/>
+      </w:pPr>
+      <w:r>
+        <w:t xml:space="preserve">原E3新增明文不能反推旧法一概许可，住宅移位须扩大阅读范围，已吸收进主线第六部分。原E4的现行整合本与历史版本区别，已在主线第十二部分收束。形式细节、人权长论证和公报出版日期辨认保留资料用途，旧E/C活动及成套课堂路由本轮退出。</w:t>
+      </w:r>
+    </w:p>
+    <w:p>
+      <w:pPr>
+        <w:widowControl/>
+        <w:spacing w:after="45" w:before="0" w:line="280"/>
+      </w:pPr>
+      <w:r>
+        <w:t xml:space="preserve">教师可以让一名学生简短解释自己的依据，但默认容量没有预加发言分钟。若确有发言或新的澄清，应按实际用时记录，不把它与主稿已经写出的讲评再双计。可接受表达是备好的参考，不是本班学生实有回答。</w:t>
       </w:r>
     </w:p>
     <w:sectPr>
